--- a/templates_word/INF. MENSUAL PLANTILLA.docx
+++ b/templates_word/INF. MENSUAL PLANTILLA.docx
@@ -554,18 +554,8 @@
           <w:color w:val="000000" w:themeColor="text1"/>
           <w:sz w:val="18"/>
         </w:rPr>
-        <w:t xml:space="preserve">REF     </w:t>
-      </w:r>
-      <w:proofErr w:type="gramStart"/>
-      <w:r>
-        <w:rPr>
-          <w:b/>
-          <w:color w:val="000000" w:themeColor="text1"/>
-          <w:sz w:val="18"/>
-        </w:rPr>
-        <w:t xml:space="preserve">  :</w:t>
-      </w:r>
-      <w:proofErr w:type="gramEnd"/>
+        <w:t>REF       :</w:t>
+      </w:r>
       <w:r>
         <w:rPr>
           <w:b/>
@@ -1489,7 +1479,6 @@
         </w:rPr>
         <w:t xml:space="preserve">carga horaria de </w:t>
       </w:r>
-      <w:proofErr w:type="gramStart"/>
       <w:r>
         <w:rPr>
           <w:b/>
@@ -1515,17 +1504,7 @@
           <w:sz w:val="20"/>
           <w:szCs w:val="20"/>
         </w:rPr>
-        <w:t>{</w:t>
-      </w:r>
-      <w:proofErr w:type="gramEnd"/>
-      <w:r>
-        <w:rPr>
-          <w:b/>
-          <w:color w:val="000000" w:themeColor="text1"/>
-          <w:sz w:val="20"/>
-          <w:szCs w:val="20"/>
-        </w:rPr>
-        <w:t>{carga}}</w:t>
+        <w:t>{{carga}}</w:t>
       </w:r>
       <w:r>
         <w:rPr>
@@ -2652,17 +2631,8 @@
                 <w:sz w:val="16"/>
                 <w:szCs w:val="16"/>
               </w:rPr>
-              <w:t xml:space="preserve"> a </w:t>
+              <w:t xml:space="preserve"> a in asistencias</w:t>
             </w:r>
-            <w:proofErr w:type="gramStart"/>
-            <w:r>
-              <w:rPr>
-                <w:sz w:val="16"/>
-                <w:szCs w:val="16"/>
-              </w:rPr>
-              <w:t>in asistencias</w:t>
-            </w:r>
-            <w:proofErr w:type="gramEnd"/>
             <w:r>
               <w:rPr>
                 <w:sz w:val="16"/>
@@ -2790,7 +2760,6 @@
               <w:t xml:space="preserve"> </w:t>
             </w:r>
             <w:proofErr w:type="spellStart"/>
-            <w:proofErr w:type="gramStart"/>
             <w:r>
               <w:rPr>
                 <w:sz w:val="16"/>
@@ -2799,7 +2768,6 @@
               <w:t>loop.first</w:t>
             </w:r>
             <w:proofErr w:type="spellEnd"/>
-            <w:proofErr w:type="gramEnd"/>
             <w:r>
               <w:rPr>
                 <w:sz w:val="16"/>
@@ -2854,13 +2822,6 @@
                 <w:szCs w:val="16"/>
               </w:rPr>
               <w:t>}}{%</w:t>
-            </w:r>
-            <w:r>
-              <w:rPr>
-                <w:sz w:val="16"/>
-                <w:szCs w:val="16"/>
-              </w:rPr>
-              <w:t>-</w:t>
             </w:r>
             <w:r>
               <w:rPr>
@@ -2923,7 +2884,6 @@
               <w:t>{{</w:t>
             </w:r>
             <w:proofErr w:type="spellStart"/>
-            <w:proofErr w:type="gramStart"/>
             <w:r>
               <w:rPr>
                 <w:rFonts w:eastAsia="MS Mincho"/>
@@ -2934,7 +2894,6 @@
               <w:t>a.fecha</w:t>
             </w:r>
             <w:proofErr w:type="spellEnd"/>
-            <w:proofErr w:type="gramEnd"/>
             <w:r>
               <w:rPr>
                 <w:rFonts w:eastAsia="MS Mincho"/>
@@ -2975,7 +2934,6 @@
               <w:t>{{</w:t>
             </w:r>
             <w:proofErr w:type="spellStart"/>
-            <w:proofErr w:type="gramStart"/>
             <w:r>
               <w:rPr>
                 <w:rFonts w:eastAsia="MS Mincho"/>
@@ -2986,7 +2944,6 @@
               <w:t>a.actividad</w:t>
             </w:r>
             <w:proofErr w:type="spellEnd"/>
-            <w:proofErr w:type="gramEnd"/>
             <w:r>
               <w:rPr>
                 <w:rFonts w:eastAsia="MS Mincho"/>
@@ -3027,7 +2984,6 @@
               <w:t>{{</w:t>
             </w:r>
             <w:proofErr w:type="spellStart"/>
-            <w:proofErr w:type="gramStart"/>
             <w:r>
               <w:rPr>
                 <w:rFonts w:eastAsia="MS Mincho"/>
@@ -3038,7 +2994,6 @@
               <w:t>a.asistencia</w:t>
             </w:r>
             <w:proofErr w:type="spellEnd"/>
-            <w:proofErr w:type="gramEnd"/>
             <w:r>
               <w:rPr>
                 <w:rFonts w:eastAsia="MS Mincho"/>
@@ -4320,7 +4275,6 @@
                 <w:szCs w:val="14"/>
               </w:rPr>
             </w:pPr>
-            <w:proofErr w:type="gramStart"/>
             <w:r>
               <w:rPr>
                 <w:rFonts w:eastAsia="MS Mincho" w:cstheme="minorHAnsi"/>
@@ -4330,7 +4284,6 @@
               </w:rPr>
               <w:t>JORNADAS A TRABAJAR</w:t>
             </w:r>
-            <w:proofErr w:type="gramEnd"/>
           </w:p>
         </w:tc>
         <w:tc>

--- a/templates_word/INF. MENSUAL PLANTILLA.docx
+++ b/templates_word/INF. MENSUAL PLANTILLA.docx
@@ -554,8 +554,18 @@
           <w:color w:val="000000" w:themeColor="text1"/>
           <w:sz w:val="18"/>
         </w:rPr>
-        <w:t>REF       :</w:t>
-      </w:r>
+        <w:t xml:space="preserve">REF     </w:t>
+      </w:r>
+      <w:proofErr w:type="gramStart"/>
+      <w:r>
+        <w:rPr>
+          <w:b/>
+          <w:color w:val="000000" w:themeColor="text1"/>
+          <w:sz w:val="18"/>
+        </w:rPr>
+        <w:t xml:space="preserve">  :</w:t>
+      </w:r>
+      <w:proofErr w:type="gramEnd"/>
       <w:r>
         <w:rPr>
           <w:b/>
@@ -1306,7 +1316,7 @@
           <w:sz w:val="20"/>
           <w:szCs w:val="20"/>
         </w:rPr>
-        <w:t xml:space="preserve">, por el cual se asigna Trabajo Comunitario a la beneficiaria </w:t>
+        <w:t>, por el cual se asigna Trabajo Comunitario a</w:t>
       </w:r>
       <w:r>
         <w:rPr>
@@ -1314,6 +1324,38 @@
           <w:sz w:val="20"/>
           <w:szCs w:val="20"/>
         </w:rPr>
+        <w:t>l</w:t>
+      </w:r>
+      <w:r>
+        <w:rPr>
+          <w:rFonts w:eastAsia="MS Mincho" w:cstheme="minorHAnsi"/>
+          <w:sz w:val="20"/>
+          <w:szCs w:val="20"/>
+        </w:rPr>
+        <w:t xml:space="preserve"> beneficiari</w:t>
+      </w:r>
+      <w:r>
+        <w:rPr>
+          <w:rFonts w:eastAsia="MS Mincho" w:cstheme="minorHAnsi"/>
+          <w:sz w:val="20"/>
+          <w:szCs w:val="20"/>
+        </w:rPr>
+        <w:t>o(a)</w:t>
+      </w:r>
+      <w:r>
+        <w:rPr>
+          <w:rFonts w:eastAsia="MS Mincho" w:cstheme="minorHAnsi"/>
+          <w:sz w:val="20"/>
+          <w:szCs w:val="20"/>
+        </w:rPr>
+        <w:t xml:space="preserve"> </w:t>
+      </w:r>
+      <w:r>
+        <w:rPr>
+          <w:rFonts w:eastAsia="MS Mincho" w:cstheme="minorHAnsi"/>
+          <w:sz w:val="20"/>
+          <w:szCs w:val="20"/>
+        </w:rPr>
         <w:t>{{nombre</w:t>
       </w:r>
       <w:r>
@@ -1322,6 +1364,14 @@
           <w:sz w:val="20"/>
           <w:szCs w:val="20"/>
         </w:rPr>
+        <w:t>_mayus</w:t>
+      </w:r>
+      <w:r>
+        <w:rPr>
+          <w:rFonts w:eastAsia="MS Mincho" w:cstheme="minorHAnsi"/>
+          <w:sz w:val="20"/>
+          <w:szCs w:val="20"/>
+        </w:rPr>
         <w:t>}}</w:t>
       </w:r>
       <w:r>
@@ -1408,7 +1458,7 @@
           <w:sz w:val="20"/>
           <w:szCs w:val="20"/>
         </w:rPr>
-        <w:t xml:space="preserve"> de </w:t>
+        <w:t xml:space="preserve"> de</w:t>
       </w:r>
       <w:r>
         <w:rPr>
@@ -1418,7 +1468,7 @@
           <w:sz w:val="20"/>
           <w:szCs w:val="20"/>
         </w:rPr>
-        <w:t xml:space="preserve">un </w:t>
+        <w:t xml:space="preserve"> </w:t>
       </w:r>
       <w:r>
         <w:rPr>
@@ -1486,43 +1536,7 @@
           <w:sz w:val="20"/>
           <w:szCs w:val="20"/>
         </w:rPr>
-        <w:t>(</w:t>
-      </w:r>
-      <w:r>
-        <w:rPr>
-          <w:b/>
-          <w:color w:val="000000" w:themeColor="text1"/>
-          <w:sz w:val="20"/>
-          <w:szCs w:val="20"/>
-        </w:rPr>
-        <w:t xml:space="preserve"> </w:t>
-      </w:r>
-      <w:r>
-        <w:rPr>
-          <w:b/>
-          <w:color w:val="000000" w:themeColor="text1"/>
-          <w:sz w:val="20"/>
-          <w:szCs w:val="20"/>
-        </w:rPr>
-        <w:t>{{carga}}</w:t>
-      </w:r>
-      <w:r>
-        <w:rPr>
-          <w:b/>
-          <w:color w:val="000000" w:themeColor="text1"/>
-          <w:sz w:val="20"/>
-          <w:szCs w:val="20"/>
-        </w:rPr>
-        <w:t xml:space="preserve"> </w:t>
-      </w:r>
-      <w:r>
-        <w:rPr>
-          <w:b/>
-          <w:color w:val="000000" w:themeColor="text1"/>
-          <w:sz w:val="20"/>
-          <w:szCs w:val="20"/>
-        </w:rPr>
-        <w:t>)</w:t>
+        <w:t>({{carga}})</w:t>
       </w:r>
       <w:r>
         <w:rPr>
@@ -1636,16 +1650,41 @@
           <w:sz w:val="20"/>
           <w:szCs w:val="20"/>
         </w:rPr>
-        <w:t xml:space="preserve">, emitida por el Juzgado de Ejecución Penal 1° de El Alto, que disponen: Trabajo Comunitario, a favor del GAMEA, por el periodo un </w:t>
-      </w:r>
-      <w:r>
-        <w:rPr>
-          <w:b/>
-          <w:color w:val="000000" w:themeColor="text1"/>
-          <w:sz w:val="20"/>
-          <w:szCs w:val="20"/>
-        </w:rPr>
-        <w:t>( {{</w:t>
+        <w:t xml:space="preserve">, emitida </w:t>
+      </w:r>
+      <w:r>
+        <w:rPr>
+          <w:color w:val="000000" w:themeColor="text1"/>
+          <w:sz w:val="20"/>
+          <w:szCs w:val="20"/>
+        </w:rPr>
+        <w:lastRenderedPageBreak/>
+        <w:t xml:space="preserve">por el Juzgado de Ejecución Penal 1° de El Alto, que disponen: Trabajo Comunitario, a favor del GAMEA, por el periodo </w:t>
+      </w:r>
+      <w:r>
+        <w:rPr>
+          <w:color w:val="000000" w:themeColor="text1"/>
+          <w:sz w:val="20"/>
+          <w:szCs w:val="20"/>
+        </w:rPr>
+        <w:t>de</w:t>
+      </w:r>
+      <w:r>
+        <w:rPr>
+          <w:color w:val="000000" w:themeColor="text1"/>
+          <w:sz w:val="20"/>
+          <w:szCs w:val="20"/>
+        </w:rPr>
+        <w:t xml:space="preserve"> </w:t>
+      </w:r>
+      <w:r>
+        <w:rPr>
+          <w:b/>
+          <w:color w:val="000000" w:themeColor="text1"/>
+          <w:sz w:val="20"/>
+          <w:szCs w:val="20"/>
+        </w:rPr>
+        <w:t>({{</w:t>
       </w:r>
       <w:proofErr w:type="spellStart"/>
       <w:r>
@@ -1665,7 +1704,7 @@
           <w:sz w:val="20"/>
           <w:szCs w:val="20"/>
         </w:rPr>
-        <w:t xml:space="preserve">}} ) meses </w:t>
+        <w:t xml:space="preserve">}}) meses </w:t>
       </w:r>
       <w:r>
         <w:rPr>
@@ -1700,7 +1739,7 @@
           <w:sz w:val="20"/>
           <w:szCs w:val="20"/>
         </w:rPr>
-        <w:t xml:space="preserve"> {{</w:t>
+        <w:t>{{</w:t>
       </w:r>
       <w:proofErr w:type="spellStart"/>
       <w:r>
@@ -1720,7 +1759,7 @@
           <w:sz w:val="20"/>
           <w:szCs w:val="20"/>
         </w:rPr>
-        <w:t xml:space="preserve">}} </w:t>
+        <w:t>}}</w:t>
       </w:r>
       <w:r>
         <w:rPr>
@@ -1766,7 +1805,6 @@
           <w:sz w:val="20"/>
           <w:szCs w:val="20"/>
         </w:rPr>
-        <w:lastRenderedPageBreak/>
         <w:t xml:space="preserve">Por </w:t>
       </w:r>
       <w:r>
@@ -2610,6 +2648,15 @@
               </w:rPr>
               <w:t>{%</w:t>
             </w:r>
+            <w:proofErr w:type="spellStart"/>
+            <w:r>
+              <w:rPr>
+                <w:sz w:val="16"/>
+                <w:szCs w:val="16"/>
+              </w:rPr>
+              <w:t>tr</w:t>
+            </w:r>
+            <w:proofErr w:type="spellEnd"/>
             <w:r>
               <w:rPr>
                 <w:sz w:val="16"/>
@@ -2631,8 +2678,17 @@
                 <w:sz w:val="16"/>
                 <w:szCs w:val="16"/>
               </w:rPr>
-              <w:t xml:space="preserve"> a in asistencias</w:t>
+              <w:t xml:space="preserve"> a </w:t>
             </w:r>
+            <w:proofErr w:type="gramStart"/>
+            <w:r>
+              <w:rPr>
+                <w:sz w:val="16"/>
+                <w:szCs w:val="16"/>
+              </w:rPr>
+              <w:t>in asistencias</w:t>
+            </w:r>
+            <w:proofErr w:type="gramEnd"/>
             <w:r>
               <w:rPr>
                 <w:sz w:val="16"/>
@@ -2760,6 +2816,7 @@
               <w:t xml:space="preserve"> </w:t>
             </w:r>
             <w:proofErr w:type="spellStart"/>
+            <w:proofErr w:type="gramStart"/>
             <w:r>
               <w:rPr>
                 <w:sz w:val="16"/>
@@ -2768,28 +2825,13 @@
               <w:t>loop.first</w:t>
             </w:r>
             <w:proofErr w:type="spellEnd"/>
+            <w:proofErr w:type="gramEnd"/>
             <w:r>
               <w:rPr>
                 <w:sz w:val="16"/>
                 <w:szCs w:val="16"/>
               </w:rPr>
-              <w:t xml:space="preserve"> %}{{</w:t>
-            </w:r>
-            <w:proofErr w:type="spellStart"/>
-            <w:r>
-              <w:rPr>
-                <w:sz w:val="16"/>
-                <w:szCs w:val="16"/>
-              </w:rPr>
-              <w:t>nombre_mayus</w:t>
-            </w:r>
-            <w:proofErr w:type="spellEnd"/>
-            <w:r>
-              <w:rPr>
-                <w:sz w:val="16"/>
-                <w:szCs w:val="16"/>
-              </w:rPr>
-              <w:t xml:space="preserve">}} con C.I. </w:t>
+              <w:t xml:space="preserve"> %}{{nombre_mayus}} con C.I. </w:t>
             </w:r>
             <w:proofErr w:type="spellStart"/>
             <w:r>
@@ -2883,7 +2925,7 @@
               </w:rPr>
               <w:t>{{</w:t>
             </w:r>
-            <w:proofErr w:type="spellStart"/>
+            <w:proofErr w:type="gramStart"/>
             <w:r>
               <w:rPr>
                 <w:rFonts w:eastAsia="MS Mincho"/>
@@ -2893,7 +2935,7 @@
               </w:rPr>
               <w:t>a.fecha</w:t>
             </w:r>
-            <w:proofErr w:type="spellEnd"/>
+            <w:proofErr w:type="gramEnd"/>
             <w:r>
               <w:rPr>
                 <w:rFonts w:eastAsia="MS Mincho"/>
@@ -2933,7 +2975,7 @@
               </w:rPr>
               <w:t>{{</w:t>
             </w:r>
-            <w:proofErr w:type="spellStart"/>
+            <w:proofErr w:type="gramStart"/>
             <w:r>
               <w:rPr>
                 <w:rFonts w:eastAsia="MS Mincho"/>
@@ -2943,7 +2985,7 @@
               </w:rPr>
               <w:t>a.actividad</w:t>
             </w:r>
-            <w:proofErr w:type="spellEnd"/>
+            <w:proofErr w:type="gramEnd"/>
             <w:r>
               <w:rPr>
                 <w:rFonts w:eastAsia="MS Mincho"/>
@@ -2983,7 +3025,7 @@
               </w:rPr>
               <w:t>{{</w:t>
             </w:r>
-            <w:proofErr w:type="spellStart"/>
+            <w:proofErr w:type="gramStart"/>
             <w:r>
               <w:rPr>
                 <w:rFonts w:eastAsia="MS Mincho"/>
@@ -2993,7 +3035,7 @@
               </w:rPr>
               <w:t>a.asistencia</w:t>
             </w:r>
-            <w:proofErr w:type="spellEnd"/>
+            <w:proofErr w:type="gramEnd"/>
             <w:r>
               <w:rPr>
                 <w:rFonts w:eastAsia="MS Mincho"/>
@@ -3035,7 +3077,23 @@
                 <w:sz w:val="16"/>
                 <w:szCs w:val="16"/>
               </w:rPr>
-              <w:t xml:space="preserve">{% </w:t>
+              <w:t>{%</w:t>
+            </w:r>
+            <w:proofErr w:type="spellStart"/>
+            <w:r>
+              <w:rPr>
+                <w:sz w:val="16"/>
+                <w:szCs w:val="16"/>
+              </w:rPr>
+              <w:t>tr</w:t>
+            </w:r>
+            <w:proofErr w:type="spellEnd"/>
+            <w:r>
+              <w:rPr>
+                <w:sz w:val="16"/>
+                <w:szCs w:val="16"/>
+              </w:rPr>
+              <w:t xml:space="preserve"> </w:t>
             </w:r>
             <w:proofErr w:type="spellStart"/>
             <w:r>
@@ -3851,7 +3909,6 @@
           <w:szCs w:val="22"/>
           <w:u w:val="single"/>
         </w:rPr>
-        <w:lastRenderedPageBreak/>
         <w:t>EVALUACIÓN DE DESEMPEÑO DEL TRABAJO COMUNITARIO</w:t>
       </w:r>
     </w:p>
@@ -4275,6 +4332,7 @@
                 <w:szCs w:val="14"/>
               </w:rPr>
             </w:pPr>
+            <w:proofErr w:type="gramStart"/>
             <w:r>
               <w:rPr>
                 <w:rFonts w:eastAsia="MS Mincho" w:cstheme="minorHAnsi"/>
@@ -4284,6 +4342,7 @@
               </w:rPr>
               <w:t>JORNADAS A TRABAJAR</w:t>
             </w:r>
+            <w:proofErr w:type="gramEnd"/>
           </w:p>
         </w:tc>
         <w:tc>
@@ -4393,25 +4452,7 @@
                 <w:sz w:val="16"/>
                 <w:szCs w:val="18"/>
               </w:rPr>
-              <w:t>{{</w:t>
-            </w:r>
-            <w:proofErr w:type="spellStart"/>
-            <w:r>
-              <w:rPr>
-                <w:rFonts w:eastAsia="MS Mincho"/>
-                <w:sz w:val="16"/>
-                <w:szCs w:val="18"/>
-              </w:rPr>
-              <w:t>nombre_mayus</w:t>
-            </w:r>
-            <w:proofErr w:type="spellEnd"/>
-            <w:r>
-              <w:rPr>
-                <w:rFonts w:eastAsia="MS Mincho"/>
-                <w:sz w:val="16"/>
-                <w:szCs w:val="18"/>
-              </w:rPr>
-              <w:t>}}</w:t>
+              <w:t>{{nombre_mayus}}</w:t>
             </w:r>
             <w:r>
               <w:rPr>

--- a/templates_word/INF. MENSUAL PLANTILLA.docx
+++ b/templates_word/INF. MENSUAL PLANTILLA.docx
@@ -2476,10 +2476,7 @@
             <w:cnfStyle w:val="001000000000" w:firstRow="0" w:lastRow="0" w:firstColumn="1" w:lastColumn="0" w:oddVBand="0" w:evenVBand="0" w:oddHBand="0" w:evenHBand="0" w:firstRowFirstColumn="0" w:firstRowLastColumn="0" w:lastRowFirstColumn="0" w:lastRowLastColumn="0"/>
             <w:tcW w:w="1980" w:type="dxa"/>
             <w:shd w:val="clear" w:color="auto" w:fill="767171" w:themeFill="background2" w:themeFillShade="80"/>
-            <w:tcMar>
-              <w:left w:w="0" w:type="dxa"/>
-              <w:right w:w="0" w:type="dxa"/>
-            </w:tcMar>
+            <w:vAlign w:val="center"/>
           </w:tcPr>
           <w:p>
             <w:pPr>
@@ -2508,10 +2505,7 @@
           <w:tcPr>
             <w:tcW w:w="1276" w:type="dxa"/>
             <w:shd w:val="clear" w:color="auto" w:fill="767171" w:themeFill="background2" w:themeFillShade="80"/>
-            <w:tcMar>
-              <w:left w:w="0" w:type="dxa"/>
-              <w:right w:w="0" w:type="dxa"/>
-            </w:tcMar>
+            <w:vAlign w:val="center"/>
           </w:tcPr>
           <w:p>
             <w:pPr>
@@ -2553,10 +2547,7 @@
           <w:tcPr>
             <w:tcW w:w="4724" w:type="dxa"/>
             <w:shd w:val="clear" w:color="auto" w:fill="767171" w:themeFill="background2" w:themeFillShade="80"/>
-            <w:tcMar>
-              <w:left w:w="0" w:type="dxa"/>
-              <w:right w:w="0" w:type="dxa"/>
-            </w:tcMar>
+            <w:vAlign w:val="center"/>
           </w:tcPr>
           <w:p>
             <w:pPr>
@@ -2586,10 +2577,7 @@
           <w:tcPr>
             <w:tcW w:w="1087" w:type="dxa"/>
             <w:shd w:val="clear" w:color="auto" w:fill="767171" w:themeFill="background2" w:themeFillShade="80"/>
-            <w:tcMar>
-              <w:left w:w="0" w:type="dxa"/>
-              <w:right w:w="0" w:type="dxa"/>
-            </w:tcMar>
+            <w:vAlign w:val="center"/>
           </w:tcPr>
           <w:p>
             <w:pPr>
@@ -2627,10 +2615,7 @@
           <w:tcPr>
             <w:cnfStyle w:val="001000000000" w:firstRow="0" w:lastRow="0" w:firstColumn="1" w:lastColumn="0" w:oddVBand="0" w:evenVBand="0" w:oddHBand="0" w:evenHBand="0" w:firstRowFirstColumn="0" w:firstRowLastColumn="0" w:lastRowFirstColumn="0" w:lastRowLastColumn="0"/>
             <w:tcW w:w="1980" w:type="dxa"/>
-            <w:tcMar>
-              <w:left w:w="0" w:type="dxa"/>
-              <w:right w:w="0" w:type="dxa"/>
-            </w:tcMar>
+            <w:vAlign w:val="center"/>
           </w:tcPr>
           <w:p>
             <w:pPr>
@@ -2708,10 +2693,7 @@
         <w:tc>
           <w:tcPr>
             <w:tcW w:w="1276" w:type="dxa"/>
-            <w:tcMar>
-              <w:left w:w="0" w:type="dxa"/>
-              <w:right w:w="0" w:type="dxa"/>
-            </w:tcMar>
+            <w:vAlign w:val="center"/>
           </w:tcPr>
           <w:p>
             <w:pPr>
@@ -2729,10 +2711,7 @@
         <w:tc>
           <w:tcPr>
             <w:tcW w:w="4724" w:type="dxa"/>
-            <w:tcMar>
-              <w:left w:w="0" w:type="dxa"/>
-              <w:right w:w="0" w:type="dxa"/>
-            </w:tcMar>
+            <w:vAlign w:val="center"/>
           </w:tcPr>
           <w:p>
             <w:pPr>
@@ -2750,10 +2729,7 @@
         <w:tc>
           <w:tcPr>
             <w:tcW w:w="1087" w:type="dxa"/>
-            <w:tcMar>
-              <w:left w:w="0" w:type="dxa"/>
-              <w:right w:w="0" w:type="dxa"/>
-            </w:tcMar>
+            <w:vAlign w:val="center"/>
           </w:tcPr>
           <w:p>
             <w:pPr>
@@ -2779,10 +2755,7 @@
           <w:tcPr>
             <w:cnfStyle w:val="001000000000" w:firstRow="0" w:lastRow="0" w:firstColumn="1" w:lastColumn="0" w:oddVBand="0" w:evenVBand="0" w:oddHBand="0" w:evenHBand="0" w:firstRowFirstColumn="0" w:firstRowLastColumn="0" w:lastRowFirstColumn="0" w:lastRowLastColumn="0"/>
             <w:tcW w:w="1980" w:type="dxa"/>
-            <w:tcMar>
-              <w:left w:w="0" w:type="dxa"/>
-              <w:right w:w="0" w:type="dxa"/>
-            </w:tcMar>
+            <w:vAlign w:val="center"/>
           </w:tcPr>
           <w:p>
             <w:pPr>
@@ -2900,10 +2873,7 @@
         <w:tc>
           <w:tcPr>
             <w:tcW w:w="1276" w:type="dxa"/>
-            <w:tcMar>
-              <w:left w:w="0" w:type="dxa"/>
-              <w:right w:w="0" w:type="dxa"/>
-            </w:tcMar>
+            <w:vAlign w:val="center"/>
           </w:tcPr>
           <w:p>
             <w:pPr>
@@ -2950,10 +2920,7 @@
         <w:tc>
           <w:tcPr>
             <w:tcW w:w="4724" w:type="dxa"/>
-            <w:tcMar>
-              <w:left w:w="0" w:type="dxa"/>
-              <w:right w:w="0" w:type="dxa"/>
-            </w:tcMar>
+            <w:vAlign w:val="center"/>
           </w:tcPr>
           <w:p>
             <w:pPr>
@@ -3000,10 +2967,7 @@
         <w:tc>
           <w:tcPr>
             <w:tcW w:w="1087" w:type="dxa"/>
-            <w:tcMar>
-              <w:left w:w="0" w:type="dxa"/>
-              <w:right w:w="0" w:type="dxa"/>
-            </w:tcMar>
+            <w:vAlign w:val="center"/>
           </w:tcPr>
           <w:p>
             <w:pPr>
@@ -3059,10 +3023,7 @@
           <w:tcPr>
             <w:cnfStyle w:val="001000000000" w:firstRow="0" w:lastRow="0" w:firstColumn="1" w:lastColumn="0" w:oddVBand="0" w:evenVBand="0" w:oddHBand="0" w:evenHBand="0" w:firstRowFirstColumn="0" w:firstRowLastColumn="0" w:lastRowFirstColumn="0" w:lastRowLastColumn="0"/>
             <w:tcW w:w="1980" w:type="dxa"/>
-            <w:tcMar>
-              <w:left w:w="0" w:type="dxa"/>
-              <w:right w:w="0" w:type="dxa"/>
-            </w:tcMar>
+            <w:vAlign w:val="center"/>
           </w:tcPr>
           <w:p>
             <w:pPr>
@@ -3123,10 +3084,7 @@
         <w:tc>
           <w:tcPr>
             <w:tcW w:w="1276" w:type="dxa"/>
-            <w:tcMar>
-              <w:left w:w="0" w:type="dxa"/>
-              <w:right w:w="0" w:type="dxa"/>
-            </w:tcMar>
+            <w:vAlign w:val="center"/>
           </w:tcPr>
           <w:p>
             <w:pPr>
@@ -3144,10 +3102,7 @@
         <w:tc>
           <w:tcPr>
             <w:tcW w:w="4724" w:type="dxa"/>
-            <w:tcMar>
-              <w:left w:w="0" w:type="dxa"/>
-              <w:right w:w="0" w:type="dxa"/>
-            </w:tcMar>
+            <w:vAlign w:val="center"/>
           </w:tcPr>
           <w:p>
             <w:pPr>
@@ -3165,10 +3120,7 @@
         <w:tc>
           <w:tcPr>
             <w:tcW w:w="1087" w:type="dxa"/>
-            <w:tcMar>
-              <w:left w:w="0" w:type="dxa"/>
-              <w:right w:w="0" w:type="dxa"/>
-            </w:tcMar>
+            <w:vAlign w:val="center"/>
           </w:tcPr>
           <w:p>
             <w:pPr>
@@ -4302,7 +4254,7 @@
                 <w:szCs w:val="14"/>
                 <w:lang w:val="es-AR"/>
               </w:rPr>
-              <w:t xml:space="preserve">INICIO DE TRABAJO COMUNITARIO DEL MES DE </w:t>
+              <w:t xml:space="preserve">INICIO DE TRABAJO COMUNITARIO DEL </w:t>
             </w:r>
             <w:r>
               <w:rPr>
@@ -4312,7 +4264,49 @@
                 <w:szCs w:val="14"/>
                 <w:lang w:val="es-AR"/>
               </w:rPr>
-              <w:t>JULIO</w:t>
+              <w:t>{{</w:t>
+            </w:r>
+            <w:proofErr w:type="spellStart"/>
+            <w:r>
+              <w:rPr>
+                <w:rFonts w:eastAsia="MS Mincho" w:cstheme="minorHAnsi"/>
+                <w:color w:val="FFFFFF"/>
+                <w:sz w:val="14"/>
+                <w:szCs w:val="14"/>
+                <w:lang w:val="es-AR"/>
+              </w:rPr>
+              <w:t>mes</w:t>
+            </w:r>
+            <w:r>
+              <w:rPr>
+                <w:rFonts w:eastAsia="MS Mincho" w:cstheme="minorHAnsi"/>
+                <w:color w:val="FFFFFF"/>
+                <w:sz w:val="14"/>
+                <w:szCs w:val="14"/>
+                <w:lang w:val="es-AR"/>
+              </w:rPr>
+              <w:t>_</w:t>
+            </w:r>
+            <w:r>
+              <w:rPr>
+                <w:rFonts w:eastAsia="MS Mincho" w:cstheme="minorHAnsi"/>
+                <w:color w:val="FFFFFF"/>
+                <w:sz w:val="14"/>
+                <w:szCs w:val="14"/>
+                <w:lang w:val="es-AR"/>
+              </w:rPr>
+              <w:t>mayus_bold</w:t>
+            </w:r>
+            <w:proofErr w:type="spellEnd"/>
+            <w:r>
+              <w:rPr>
+                <w:rFonts w:eastAsia="MS Mincho" w:cstheme="minorHAnsi"/>
+                <w:color w:val="FFFFFF"/>
+                <w:sz w:val="14"/>
+                <w:szCs w:val="14"/>
+                <w:lang w:val="es-AR"/>
+              </w:rPr>
+              <w:t>}}</w:t>
             </w:r>
           </w:p>
         </w:tc>
@@ -4583,7 +4577,31 @@
                 <w:szCs w:val="16"/>
                 <w:lang w:val="es-AR"/>
               </w:rPr>
-              <w:t>4</w:t>
+              <w:t>{{</w:t>
+            </w:r>
+            <w:proofErr w:type="spellStart"/>
+            <w:r>
+              <w:rPr>
+                <w:rFonts w:eastAsia="MS Mincho" w:cstheme="minorHAnsi"/>
+                <w:b/>
+                <w:bCs/>
+                <w:sz w:val="16"/>
+                <w:szCs w:val="16"/>
+                <w:lang w:val="es-AR"/>
+              </w:rPr>
+              <w:t>jornadas_a_trabajar</w:t>
+            </w:r>
+            <w:proofErr w:type="spellEnd"/>
+            <w:r>
+              <w:rPr>
+                <w:rFonts w:eastAsia="MS Mincho" w:cstheme="minorHAnsi"/>
+                <w:b/>
+                <w:bCs/>
+                <w:sz w:val="16"/>
+                <w:szCs w:val="16"/>
+                <w:lang w:val="es-AR"/>
+              </w:rPr>
+              <w:t>}}</w:t>
             </w:r>
           </w:p>
         </w:tc>
@@ -4611,7 +4629,29 @@
                 <w:sz w:val="16"/>
                 <w:szCs w:val="16"/>
               </w:rPr>
-              <w:t>4</w:t>
+              <w:t>{{</w:t>
+            </w:r>
+            <w:proofErr w:type="spellStart"/>
+            <w:r>
+              <w:rPr>
+                <w:rFonts w:eastAsia="MS Mincho" w:cstheme="minorHAnsi"/>
+                <w:b/>
+                <w:bCs/>
+                <w:sz w:val="16"/>
+                <w:szCs w:val="16"/>
+              </w:rPr>
+              <w:t>jornadas_trabajadas</w:t>
+            </w:r>
+            <w:proofErr w:type="spellEnd"/>
+            <w:r>
+              <w:rPr>
+                <w:rFonts w:eastAsia="MS Mincho" w:cstheme="minorHAnsi"/>
+                <w:b/>
+                <w:bCs/>
+                <w:sz w:val="16"/>
+                <w:szCs w:val="16"/>
+              </w:rPr>
+              <w:t>}}</w:t>
             </w:r>
           </w:p>
         </w:tc>
@@ -4625,6 +4665,7 @@
               <w:cnfStyle w:val="000000100000" w:firstRow="0" w:lastRow="0" w:firstColumn="0" w:lastColumn="0" w:oddVBand="0" w:evenVBand="0" w:oddHBand="1" w:evenHBand="0" w:firstRowFirstColumn="0" w:firstRowLastColumn="0" w:lastRowFirstColumn="0" w:lastRowLastColumn="0"/>
               <w:rPr>
                 <w:rFonts w:eastAsia="MS Mincho" w:cstheme="minorHAnsi"/>
+                <w:b/>
                 <w:bCs/>
                 <w:sz w:val="14"/>
                 <w:szCs w:val="14"/>
@@ -4647,16 +4688,6 @@
                 <w:szCs w:val="14"/>
               </w:rPr>
               <w:t xml:space="preserve">: </w:t>
-            </w:r>
-            <w:r>
-              <w:rPr>
-                <w:rFonts w:eastAsia="MS Mincho" w:cstheme="minorHAnsi"/>
-                <w:b/>
-                <w:bCs/>
-                <w:sz w:val="14"/>
-                <w:szCs w:val="14"/>
-              </w:rPr>
-              <w:t>Excelente</w:t>
             </w:r>
           </w:p>
           <w:p>
@@ -4666,8 +4697,8 @@
               <w:rPr>
                 <w:rFonts w:eastAsia="MS Mincho" w:cstheme="minorHAnsi"/>
                 <w:bCs/>
-                <w:sz w:val="16"/>
-                <w:szCs w:val="16"/>
+                <w:sz w:val="14"/>
+                <w:szCs w:val="14"/>
               </w:rPr>
             </w:pPr>
             <w:r>
@@ -4677,17 +4708,98 @@
                 <w:sz w:val="14"/>
                 <w:szCs w:val="14"/>
               </w:rPr>
-              <w:t xml:space="preserve">Desempeño </w:t>
-            </w:r>
+              <w:t>{{</w:t>
+            </w:r>
+            <w:proofErr w:type="spellStart"/>
             <w:r>
               <w:rPr>
                 <w:rFonts w:eastAsia="MS Mincho" w:cstheme="minorHAnsi"/>
-                <w:b/>
                 <w:bCs/>
                 <w:sz w:val="14"/>
                 <w:szCs w:val="14"/>
               </w:rPr>
-              <w:t>Bueno</w:t>
+              <w:t>calificacion_asistencia</w:t>
+            </w:r>
+            <w:proofErr w:type="spellEnd"/>
+            <w:r>
+              <w:rPr>
+                <w:rFonts w:eastAsia="MS Mincho" w:cstheme="minorHAnsi"/>
+                <w:bCs/>
+                <w:sz w:val="14"/>
+                <w:szCs w:val="14"/>
+              </w:rPr>
+              <w:t>}}</w:t>
+            </w:r>
+          </w:p>
+          <w:p>
+            <w:pPr>
+              <w:jc w:val="center"/>
+              <w:cnfStyle w:val="000000100000" w:firstRow="0" w:lastRow="0" w:firstColumn="0" w:lastColumn="0" w:oddVBand="0" w:evenVBand="0" w:oddHBand="1" w:evenHBand="0" w:firstRowFirstColumn="0" w:firstRowLastColumn="0" w:lastRowFirstColumn="0" w:lastRowLastColumn="0"/>
+              <w:rPr>
+                <w:rFonts w:eastAsia="MS Mincho" w:cstheme="minorHAnsi"/>
+                <w:bCs/>
+                <w:sz w:val="14"/>
+                <w:szCs w:val="14"/>
+              </w:rPr>
+            </w:pPr>
+            <w:r>
+              <w:rPr>
+                <w:rFonts w:eastAsia="MS Mincho" w:cstheme="minorHAnsi"/>
+                <w:bCs/>
+                <w:sz w:val="14"/>
+                <w:szCs w:val="14"/>
+              </w:rPr>
+              <w:t>Desempeño</w:t>
+            </w:r>
+            <w:r>
+              <w:rPr>
+                <w:rFonts w:eastAsia="MS Mincho" w:cstheme="minorHAnsi"/>
+                <w:bCs/>
+                <w:sz w:val="14"/>
+                <w:szCs w:val="14"/>
+              </w:rPr>
+              <w:t>:</w:t>
+            </w:r>
+          </w:p>
+          <w:p>
+            <w:pPr>
+              <w:jc w:val="center"/>
+              <w:cnfStyle w:val="000000100000" w:firstRow="0" w:lastRow="0" w:firstColumn="0" w:lastColumn="0" w:oddVBand="0" w:evenVBand="0" w:oddHBand="1" w:evenHBand="0" w:firstRowFirstColumn="0" w:firstRowLastColumn="0" w:lastRowFirstColumn="0" w:lastRowLastColumn="0"/>
+              <w:rPr>
+                <w:rFonts w:eastAsia="MS Mincho" w:cstheme="minorHAnsi"/>
+                <w:bCs/>
+                <w:sz w:val="16"/>
+                <w:szCs w:val="16"/>
+              </w:rPr>
+            </w:pPr>
+            <w:r>
+              <w:rPr>
+                <w:rFonts w:eastAsia="MS Mincho" w:cstheme="minorHAnsi"/>
+                <w:bCs/>
+                <w:sz w:val="14"/>
+                <w:szCs w:val="14"/>
+              </w:rPr>
+              <w:t>{{</w:t>
+            </w:r>
+            <w:proofErr w:type="spellStart"/>
+            <w:r>
+              <w:rPr>
+                <w:rFonts w:eastAsia="MS Mincho" w:cstheme="minorHAnsi"/>
+                <w:bCs/>
+                <w:sz w:val="14"/>
+                <w:szCs w:val="14"/>
+              </w:rPr>
+              <w:t>calificacion_desempeno</w:t>
+            </w:r>
+            <w:proofErr w:type="spellEnd"/>
+            <w:r>
+              <w:rPr>
+                <w:rFonts w:eastAsia="MS Mincho" w:cstheme="minorHAnsi"/>
+                <w:bCs/>
+                <w:sz w:val="14"/>
+                <w:szCs w:val="14"/>
+              </w:rPr>
+              <w:t>}}</w:t>
             </w:r>
           </w:p>
         </w:tc>

--- a/templates_word/INF. MENSUAL PLANTILLA.docx
+++ b/templates_word/INF. MENSUAL PLANTILLA.docx
@@ -554,18 +554,8 @@
           <w:color w:val="000000" w:themeColor="text1"/>
           <w:sz w:val="18"/>
         </w:rPr>
-        <w:t xml:space="preserve">REF     </w:t>
-      </w:r>
-      <w:proofErr w:type="gramStart"/>
-      <w:r>
-        <w:rPr>
-          <w:b/>
-          <w:color w:val="000000" w:themeColor="text1"/>
-          <w:sz w:val="18"/>
-        </w:rPr>
-        <w:t xml:space="preserve">  :</w:t>
-      </w:r>
-      <w:proofErr w:type="gramEnd"/>
+        <w:t>REF       :</w:t>
+      </w:r>
       <w:r>
         <w:rPr>
           <w:b/>
@@ -1356,16 +1346,26 @@
           <w:sz w:val="20"/>
           <w:szCs w:val="20"/>
         </w:rPr>
-        <w:t>{{nombre</w:t>
-      </w:r>
+        <w:t>{{</w:t>
+      </w:r>
+      <w:proofErr w:type="spellStart"/>
       <w:r>
         <w:rPr>
           <w:rFonts w:eastAsia="MS Mincho" w:cstheme="minorHAnsi"/>
           <w:sz w:val="20"/>
           <w:szCs w:val="20"/>
         </w:rPr>
+        <w:t>nombre</w:t>
+      </w:r>
+      <w:r>
+        <w:rPr>
+          <w:rFonts w:eastAsia="MS Mincho" w:cstheme="minorHAnsi"/>
+          <w:sz w:val="20"/>
+          <w:szCs w:val="20"/>
+        </w:rPr>
         <w:t>_mayus</w:t>
       </w:r>
+      <w:proofErr w:type="spellEnd"/>
       <w:r>
         <w:rPr>
           <w:rFonts w:eastAsia="MS Mincho" w:cstheme="minorHAnsi"/>
@@ -2663,17 +2663,8 @@
                 <w:sz w:val="16"/>
                 <w:szCs w:val="16"/>
               </w:rPr>
-              <w:t xml:space="preserve"> a </w:t>
-            </w:r>
-            <w:proofErr w:type="gramStart"/>
-            <w:r>
-              <w:rPr>
-                <w:sz w:val="16"/>
-                <w:szCs w:val="16"/>
-              </w:rPr>
-              <w:t>in asistencias</w:t>
-            </w:r>
-            <w:proofErr w:type="gramEnd"/>
+              <w:t xml:space="preserve"> a in asistencias</w:t>
+            </w:r>
             <w:r>
               <w:rPr>
                 <w:sz w:val="16"/>
@@ -2789,7 +2780,6 @@
               <w:t xml:space="preserve"> </w:t>
             </w:r>
             <w:proofErr w:type="spellStart"/>
-            <w:proofErr w:type="gramStart"/>
             <w:r>
               <w:rPr>
                 <w:sz w:val="16"/>
@@ -2798,13 +2788,28 @@
               <w:t>loop.first</w:t>
             </w:r>
             <w:proofErr w:type="spellEnd"/>
-            <w:proofErr w:type="gramEnd"/>
             <w:r>
               <w:rPr>
                 <w:sz w:val="16"/>
                 <w:szCs w:val="16"/>
               </w:rPr>
-              <w:t xml:space="preserve"> %}{{nombre_mayus}} con C.I. </w:t>
+              <w:t xml:space="preserve"> %}{{</w:t>
+            </w:r>
+            <w:proofErr w:type="spellStart"/>
+            <w:r>
+              <w:rPr>
+                <w:sz w:val="16"/>
+                <w:szCs w:val="16"/>
+              </w:rPr>
+              <w:t>nombre_mayus</w:t>
+            </w:r>
+            <w:proofErr w:type="spellEnd"/>
+            <w:r>
+              <w:rPr>
+                <w:sz w:val="16"/>
+                <w:szCs w:val="16"/>
+              </w:rPr>
+              <w:t xml:space="preserve">}} con C.I. </w:t>
             </w:r>
             <w:proofErr w:type="spellStart"/>
             <w:r>
@@ -2893,27 +2898,7 @@
                 <w:sz w:val="16"/>
                 <w:szCs w:val="18"/>
               </w:rPr>
-              <w:t>{{</w:t>
-            </w:r>
-            <w:proofErr w:type="gramStart"/>
-            <w:r>
-              <w:rPr>
-                <w:rFonts w:eastAsia="MS Mincho"/>
-                <w:b/>
-                <w:sz w:val="16"/>
-                <w:szCs w:val="18"/>
-              </w:rPr>
-              <w:t>a.fecha</w:t>
-            </w:r>
-            <w:proofErr w:type="gramEnd"/>
-            <w:r>
-              <w:rPr>
-                <w:rFonts w:eastAsia="MS Mincho"/>
-                <w:b/>
-                <w:sz w:val="16"/>
-                <w:szCs w:val="18"/>
-              </w:rPr>
-              <w:t>}}</w:t>
+              <w:t>{{a.fecha}}</w:t>
             </w:r>
           </w:p>
         </w:tc>
@@ -2940,27 +2925,7 @@
                 <w:sz w:val="16"/>
                 <w:szCs w:val="18"/>
               </w:rPr>
-              <w:t>{{</w:t>
-            </w:r>
-            <w:proofErr w:type="gramStart"/>
-            <w:r>
-              <w:rPr>
-                <w:rFonts w:eastAsia="MS Mincho"/>
-                <w:b/>
-                <w:sz w:val="16"/>
-                <w:szCs w:val="18"/>
-              </w:rPr>
-              <w:t>a.actividad</w:t>
-            </w:r>
-            <w:proofErr w:type="gramEnd"/>
-            <w:r>
-              <w:rPr>
-                <w:rFonts w:eastAsia="MS Mincho"/>
-                <w:b/>
-                <w:sz w:val="16"/>
-                <w:szCs w:val="18"/>
-              </w:rPr>
-              <w:t>}}</w:t>
+              <w:t>{{a.actividad}}</w:t>
             </w:r>
           </w:p>
         </w:tc>
@@ -2987,27 +2952,7 @@
                 <w:sz w:val="14"/>
                 <w:szCs w:val="16"/>
               </w:rPr>
-              <w:t>{{</w:t>
-            </w:r>
-            <w:proofErr w:type="gramStart"/>
-            <w:r>
-              <w:rPr>
-                <w:rFonts w:eastAsia="MS Mincho"/>
-                <w:b/>
-                <w:sz w:val="14"/>
-                <w:szCs w:val="16"/>
-              </w:rPr>
-              <w:t>a.asistencia</w:t>
-            </w:r>
-            <w:proofErr w:type="gramEnd"/>
-            <w:r>
-              <w:rPr>
-                <w:rFonts w:eastAsia="MS Mincho"/>
-                <w:b/>
-                <w:sz w:val="14"/>
-                <w:szCs w:val="16"/>
-              </w:rPr>
-              <w:t>}}</w:t>
+              <w:t>{{a.asistencia}}</w:t>
             </w:r>
           </w:p>
         </w:tc>
@@ -3447,6 +3392,8 @@
       <w:r>
         <w:rPr>
           <w:rFonts w:eastAsia="MS Mincho"/>
+          <w:b/>
+          <w:bCs/>
           <w:sz w:val="20"/>
           <w:szCs w:val="20"/>
         </w:rPr>
@@ -3456,6 +3403,8 @@
       <w:r>
         <w:rPr>
           <w:rFonts w:eastAsia="MS Mincho"/>
+          <w:b/>
+          <w:bCs/>
           <w:sz w:val="20"/>
           <w:szCs w:val="20"/>
         </w:rPr>
@@ -3464,6 +3413,8 @@
       <w:r>
         <w:rPr>
           <w:rFonts w:eastAsia="MS Mincho"/>
+          <w:b/>
+          <w:bCs/>
           <w:sz w:val="20"/>
           <w:szCs w:val="20"/>
         </w:rPr>
@@ -3472,6 +3423,8 @@
       <w:r>
         <w:rPr>
           <w:rFonts w:eastAsia="MS Mincho"/>
+          <w:b/>
+          <w:bCs/>
           <w:sz w:val="20"/>
           <w:szCs w:val="20"/>
         </w:rPr>
@@ -3481,6 +3434,8 @@
       <w:r>
         <w:rPr>
           <w:rFonts w:eastAsia="MS Mincho"/>
+          <w:b/>
+          <w:bCs/>
           <w:sz w:val="20"/>
           <w:szCs w:val="20"/>
         </w:rPr>
@@ -4254,7 +4209,17 @@
                 <w:szCs w:val="14"/>
                 <w:lang w:val="es-AR"/>
               </w:rPr>
-              <w:t xml:space="preserve">INICIO DE TRABAJO COMUNITARIO DEL </w:t>
+              <w:t>INICIO DE TRABAJO COMUNITARIO DE</w:t>
+            </w:r>
+            <w:r>
+              <w:rPr>
+                <w:rFonts w:eastAsia="MS Mincho" w:cstheme="minorHAnsi"/>
+                <w:color w:val="FFFFFF"/>
+                <w:sz w:val="14"/>
+                <w:szCs w:val="14"/>
+                <w:lang w:val="es-AR"/>
+              </w:rPr>
+              <w:t xml:space="preserve"> </w:t>
             </w:r>
             <w:r>
               <w:rPr>
@@ -4326,7 +4291,6 @@
                 <w:szCs w:val="14"/>
               </w:rPr>
             </w:pPr>
-            <w:proofErr w:type="gramStart"/>
             <w:r>
               <w:rPr>
                 <w:rFonts w:eastAsia="MS Mincho" w:cstheme="minorHAnsi"/>
@@ -4336,7 +4300,6 @@
               </w:rPr>
               <w:t>JORNADAS A TRABAJAR</w:t>
             </w:r>
-            <w:proofErr w:type="gramEnd"/>
           </w:p>
         </w:tc>
         <w:tc>
@@ -4446,7 +4409,25 @@
                 <w:sz w:val="16"/>
                 <w:szCs w:val="18"/>
               </w:rPr>
-              <w:t>{{nombre_mayus}}</w:t>
+              <w:t>{{</w:t>
+            </w:r>
+            <w:proofErr w:type="spellStart"/>
+            <w:r>
+              <w:rPr>
+                <w:rFonts w:eastAsia="MS Mincho"/>
+                <w:sz w:val="16"/>
+                <w:szCs w:val="18"/>
+              </w:rPr>
+              <w:t>nombre_mayus</w:t>
+            </w:r>
+            <w:proofErr w:type="spellEnd"/>
+            <w:r>
+              <w:rPr>
+                <w:rFonts w:eastAsia="MS Mincho"/>
+                <w:sz w:val="16"/>
+                <w:szCs w:val="18"/>
+              </w:rPr>
+              <w:t>}}</w:t>
             </w:r>
             <w:r>
               <w:rPr>
@@ -4508,44 +4489,53 @@
           </w:tcPr>
           <w:p>
             <w:pPr>
-              <w:jc w:val="center"/>
+              <w:jc w:val="both"/>
               <w:cnfStyle w:val="000000100000" w:firstRow="0" w:lastRow="0" w:firstColumn="0" w:lastColumn="0" w:oddVBand="0" w:evenVBand="0" w:oddHBand="1" w:evenHBand="0" w:firstRowFirstColumn="0" w:firstRowLastColumn="0" w:lastRowFirstColumn="0" w:lastRowLastColumn="0"/>
               <w:rPr>
-                <w:rFonts w:eastAsia="MS Mincho" w:cstheme="minorHAnsi"/>
-                <w:bCs/>
+                <w:rFonts w:eastAsia="MS Mincho"/>
                 <w:sz w:val="16"/>
-                <w:szCs w:val="16"/>
+                <w:szCs w:val="18"/>
               </w:rPr>
             </w:pPr>
             <w:r>
               <w:rPr>
-                <w:rFonts w:eastAsia="MS Mincho" w:cstheme="minorHAnsi"/>
+                <w:rFonts w:eastAsia="MS Mincho"/>
                 <w:b/>
                 <w:bCs/>
                 <w:sz w:val="16"/>
-                <w:szCs w:val="16"/>
+                <w:szCs w:val="18"/>
               </w:rPr>
               <w:t>{{</w:t>
             </w:r>
             <w:proofErr w:type="spellStart"/>
             <w:r>
               <w:rPr>
-                <w:rFonts w:eastAsia="MS Mincho" w:cstheme="minorHAnsi"/>
+                <w:rFonts w:eastAsia="MS Mincho"/>
                 <w:b/>
                 <w:bCs/>
                 <w:sz w:val="16"/>
-                <w:szCs w:val="16"/>
-              </w:rPr>
-              <w:t>fecha_inicio</w:t>
-            </w:r>
-            <w:proofErr w:type="spellEnd"/>
-            <w:r>
-              <w:rPr>
-                <w:rFonts w:eastAsia="MS Mincho" w:cstheme="minorHAnsi"/>
+                <w:szCs w:val="18"/>
+              </w:rPr>
+              <w:t>fecha_</w:t>
+            </w:r>
+            <w:r>
+              <w:rPr>
+                <w:rFonts w:eastAsia="MS Mincho"/>
                 <w:b/>
                 <w:bCs/>
                 <w:sz w:val="16"/>
-                <w:szCs w:val="16"/>
+                <w:szCs w:val="18"/>
+              </w:rPr>
+              <w:t>inicio</w:t>
+            </w:r>
+            <w:proofErr w:type="spellEnd"/>
+            <w:r>
+              <w:rPr>
+                <w:rFonts w:eastAsia="MS Mincho"/>
+                <w:b/>
+                <w:bCs/>
+                <w:sz w:val="16"/>
+                <w:szCs w:val="18"/>
               </w:rPr>
               <w:t>}}</w:t>
             </w:r>
@@ -4696,7 +4686,7 @@
               <w:cnfStyle w:val="000000100000" w:firstRow="0" w:lastRow="0" w:firstColumn="0" w:lastColumn="0" w:oddVBand="0" w:evenVBand="0" w:oddHBand="1" w:evenHBand="0" w:firstRowFirstColumn="0" w:firstRowLastColumn="0" w:lastRowFirstColumn="0" w:lastRowLastColumn="0"/>
               <w:rPr>
                 <w:rFonts w:eastAsia="MS Mincho" w:cstheme="minorHAnsi"/>
-                <w:bCs/>
+                <w:b/>
                 <w:sz w:val="14"/>
                 <w:szCs w:val="14"/>
               </w:rPr>
@@ -4704,7 +4694,7 @@
             <w:r>
               <w:rPr>
                 <w:rFonts w:eastAsia="MS Mincho" w:cstheme="minorHAnsi"/>
-                <w:bCs/>
+                <w:b/>
                 <w:sz w:val="14"/>
                 <w:szCs w:val="14"/>
               </w:rPr>
@@ -4714,7 +4704,7 @@
             <w:r>
               <w:rPr>
                 <w:rFonts w:eastAsia="MS Mincho" w:cstheme="minorHAnsi"/>
-                <w:bCs/>
+                <w:b/>
                 <w:sz w:val="14"/>
                 <w:szCs w:val="14"/>
               </w:rPr>
@@ -4724,7 +4714,7 @@
             <w:r>
               <w:rPr>
                 <w:rFonts w:eastAsia="MS Mincho" w:cstheme="minorHAnsi"/>
-                <w:bCs/>
+                <w:b/>
                 <w:sz w:val="14"/>
                 <w:szCs w:val="14"/>
               </w:rPr>
@@ -4767,7 +4757,7 @@
               <w:cnfStyle w:val="000000100000" w:firstRow="0" w:lastRow="0" w:firstColumn="0" w:lastColumn="0" w:oddVBand="0" w:evenVBand="0" w:oddHBand="1" w:evenHBand="0" w:firstRowFirstColumn="0" w:firstRowLastColumn="0" w:lastRowFirstColumn="0" w:lastRowLastColumn="0"/>
               <w:rPr>
                 <w:rFonts w:eastAsia="MS Mincho" w:cstheme="minorHAnsi"/>
-                <w:bCs/>
+                <w:b/>
                 <w:sz w:val="16"/>
                 <w:szCs w:val="16"/>
               </w:rPr>
@@ -4775,7 +4765,7 @@
             <w:r>
               <w:rPr>
                 <w:rFonts w:eastAsia="MS Mincho" w:cstheme="minorHAnsi"/>
-                <w:bCs/>
+                <w:b/>
                 <w:sz w:val="14"/>
                 <w:szCs w:val="14"/>
               </w:rPr>
@@ -4785,7 +4775,7 @@
             <w:r>
               <w:rPr>
                 <w:rFonts w:eastAsia="MS Mincho" w:cstheme="minorHAnsi"/>
-                <w:bCs/>
+                <w:b/>
                 <w:sz w:val="14"/>
                 <w:szCs w:val="14"/>
               </w:rPr>
@@ -4795,7 +4785,7 @@
             <w:r>
               <w:rPr>
                 <w:rFonts w:eastAsia="MS Mincho" w:cstheme="minorHAnsi"/>
-                <w:bCs/>
+                <w:b/>
                 <w:sz w:val="14"/>
                 <w:szCs w:val="14"/>
               </w:rPr>
